--- a/PracticalWork/Task5/Практическая_5_Горяинов_Кирилл.docx
+++ b/PracticalWork/Task5/Практическая_5_Горяинов_Кирилл.docx
@@ -781,6 +781,8 @@
         </w:rPr>
       </w:sdtEndPr>
       <w:sdtContent>
+        <w:bookmarkStart w:id="1" w:name="_GoBack" w:displacedByCustomXml="prev"/>
+        <w:bookmarkEnd w:id="1" w:displacedByCustomXml="prev"/>
         <w:p>
           <w:pPr>
             <w:jc w:val="center"/>
@@ -832,7 +834,7 @@
             </w:rPr>
             <w:fldChar w:fldCharType="separate"/>
           </w:r>
-          <w:hyperlink w:anchor="_Toc223131518" w:history="1">
+          <w:hyperlink w:anchor="_Toc224372308" w:history="1">
             <w:r>
               <w:rPr>
                 <w:rStyle w:val="ae"/>
@@ -890,7 +892,7 @@
                 <w:noProof/>
                 <w:webHidden/>
               </w:rPr>
-              <w:instrText xml:space="preserve"> PAGEREF _Toc223131518 \h </w:instrText>
+              <w:instrText xml:space="preserve"> PAGEREF _Toc224372308 \h </w:instrText>
             </w:r>
             <w:r>
               <w:rPr>
@@ -935,7 +937,7 @@
               <w:lang w:eastAsia="ru-RU"/>
             </w:rPr>
           </w:pPr>
-          <w:hyperlink w:anchor="_Toc223131519" w:history="1">
+          <w:hyperlink w:anchor="_Toc224372309" w:history="1">
             <w:r>
               <w:rPr>
                 <w:rStyle w:val="ae"/>
@@ -980,7 +982,7 @@
                 <w:noProof/>
                 <w:webHidden/>
               </w:rPr>
-              <w:instrText xml:space="preserve"> PAGEREF _Toc223131519 \h </w:instrText>
+              <w:instrText xml:space="preserve"> PAGEREF _Toc224372309 \h </w:instrText>
             </w:r>
             <w:r>
               <w:rPr>
@@ -1001,234 +1003,6 @@
                 <w:webHidden/>
               </w:rPr>
               <w:t>4</w:t>
-            </w:r>
-            <w:r>
-              <w:rPr>
-                <w:noProof/>
-                <w:webHidden/>
-              </w:rPr>
-              <w:fldChar w:fldCharType="end"/>
-            </w:r>
-          </w:hyperlink>
-        </w:p>
-        <w:p>
-          <w:pPr>
-            <w:pStyle w:val="21"/>
-            <w:tabs>
-              <w:tab w:val="right" w:leader="dot" w:pos="9344"/>
-            </w:tabs>
-            <w:rPr>
-              <w:rFonts w:asciiTheme="minorHAnsi" w:eastAsiaTheme="minorEastAsia" w:hAnsiTheme="minorHAnsi"/>
-              <w:noProof/>
-              <w:sz w:val="22"/>
-              <w:lang w:eastAsia="ru-RU"/>
-            </w:rPr>
-          </w:pPr>
-          <w:hyperlink w:anchor="_Toc223131520" w:history="1">
-            <w:r>
-              <w:rPr>
-                <w:rStyle w:val="ae"/>
-                <w:noProof/>
-              </w:rPr>
-              <w:t xml:space="preserve">2.1. Оценка рисков по методике </w:t>
-            </w:r>
-            <w:r>
-              <w:rPr>
-                <w:rStyle w:val="ae"/>
-                <w:noProof/>
-                <w:lang w:val="en-US"/>
-              </w:rPr>
-              <w:t>DREAD</w:t>
-            </w:r>
-            <w:r>
-              <w:rPr>
-                <w:rStyle w:val="ae"/>
-                <w:noProof/>
-              </w:rPr>
-              <w:t>.</w:t>
-            </w:r>
-            <w:r>
-              <w:rPr>
-                <w:noProof/>
-                <w:webHidden/>
-              </w:rPr>
-              <w:tab/>
-            </w:r>
-            <w:r>
-              <w:rPr>
-                <w:noProof/>
-                <w:webHidden/>
-              </w:rPr>
-              <w:fldChar w:fldCharType="begin"/>
-            </w:r>
-            <w:r>
-              <w:rPr>
-                <w:noProof/>
-                <w:webHidden/>
-              </w:rPr>
-              <w:instrText xml:space="preserve"> PAGEREF _Toc223131520 \h </w:instrText>
-            </w:r>
-            <w:r>
-              <w:rPr>
-                <w:noProof/>
-                <w:webHidden/>
-              </w:rPr>
-            </w:r>
-            <w:r>
-              <w:rPr>
-                <w:noProof/>
-                <w:webHidden/>
-              </w:rPr>
-              <w:fldChar w:fldCharType="separate"/>
-            </w:r>
-            <w:r>
-              <w:rPr>
-                <w:noProof/>
-                <w:webHidden/>
-              </w:rPr>
-              <w:t>4</w:t>
-            </w:r>
-            <w:r>
-              <w:rPr>
-                <w:noProof/>
-                <w:webHidden/>
-              </w:rPr>
-              <w:fldChar w:fldCharType="end"/>
-            </w:r>
-          </w:hyperlink>
-        </w:p>
-        <w:p>
-          <w:pPr>
-            <w:pStyle w:val="21"/>
-            <w:tabs>
-              <w:tab w:val="right" w:leader="dot" w:pos="9344"/>
-            </w:tabs>
-            <w:rPr>
-              <w:rFonts w:asciiTheme="minorHAnsi" w:eastAsiaTheme="minorEastAsia" w:hAnsiTheme="minorHAnsi"/>
-              <w:noProof/>
-              <w:sz w:val="22"/>
-              <w:lang w:eastAsia="ru-RU"/>
-            </w:rPr>
-          </w:pPr>
-          <w:hyperlink w:anchor="_Toc223131521" w:history="1">
-            <w:r>
-              <w:rPr>
-                <w:rStyle w:val="ae"/>
-                <w:noProof/>
-              </w:rPr>
-              <w:t>2.2. Расчёт и оценка рисков.</w:t>
-            </w:r>
-            <w:r>
-              <w:rPr>
-                <w:noProof/>
-                <w:webHidden/>
-              </w:rPr>
-              <w:tab/>
-            </w:r>
-            <w:r>
-              <w:rPr>
-                <w:noProof/>
-                <w:webHidden/>
-              </w:rPr>
-              <w:fldChar w:fldCharType="begin"/>
-            </w:r>
-            <w:r>
-              <w:rPr>
-                <w:noProof/>
-                <w:webHidden/>
-              </w:rPr>
-              <w:instrText xml:space="preserve"> PAGEREF _Toc223131521 \h </w:instrText>
-            </w:r>
-            <w:r>
-              <w:rPr>
-                <w:noProof/>
-                <w:webHidden/>
-              </w:rPr>
-            </w:r>
-            <w:r>
-              <w:rPr>
-                <w:noProof/>
-                <w:webHidden/>
-              </w:rPr>
-              <w:fldChar w:fldCharType="separate"/>
-            </w:r>
-            <w:r>
-              <w:rPr>
-                <w:noProof/>
-                <w:webHidden/>
-              </w:rPr>
-              <w:t>6</w:t>
-            </w:r>
-            <w:r>
-              <w:rPr>
-                <w:noProof/>
-                <w:webHidden/>
-              </w:rPr>
-              <w:fldChar w:fldCharType="end"/>
-            </w:r>
-          </w:hyperlink>
-        </w:p>
-        <w:p>
-          <w:pPr>
-            <w:pStyle w:val="21"/>
-            <w:tabs>
-              <w:tab w:val="right" w:leader="dot" w:pos="9344"/>
-            </w:tabs>
-            <w:rPr>
-              <w:rFonts w:asciiTheme="minorHAnsi" w:eastAsiaTheme="minorEastAsia" w:hAnsiTheme="minorHAnsi"/>
-              <w:noProof/>
-              <w:sz w:val="22"/>
-              <w:lang w:eastAsia="ru-RU"/>
-            </w:rPr>
-          </w:pPr>
-          <w:hyperlink w:anchor="_Toc223131522" w:history="1">
-            <w:r>
-              <w:rPr>
-                <w:rStyle w:val="ae"/>
-                <w:noProof/>
-              </w:rPr>
-              <w:t>2.3. Найденные соответствующие угрозы в БДУ ФСТЭК.</w:t>
-            </w:r>
-            <w:r>
-              <w:rPr>
-                <w:noProof/>
-                <w:webHidden/>
-              </w:rPr>
-              <w:tab/>
-            </w:r>
-            <w:r>
-              <w:rPr>
-                <w:noProof/>
-                <w:webHidden/>
-              </w:rPr>
-              <w:fldChar w:fldCharType="begin"/>
-            </w:r>
-            <w:r>
-              <w:rPr>
-                <w:noProof/>
-                <w:webHidden/>
-              </w:rPr>
-              <w:instrText xml:space="preserve"> PAGEREF _Toc223131522 \h </w:instrText>
-            </w:r>
-            <w:r>
-              <w:rPr>
-                <w:noProof/>
-                <w:webHidden/>
-              </w:rPr>
-            </w:r>
-            <w:r>
-              <w:rPr>
-                <w:noProof/>
-                <w:webHidden/>
-              </w:rPr>
-              <w:fldChar w:fldCharType="separate"/>
-            </w:r>
-            <w:r>
-              <w:rPr>
-                <w:noProof/>
-                <w:webHidden/>
-              </w:rPr>
-              <w:t>8</w:t>
             </w:r>
             <w:r>
               <w:rPr>
@@ -1253,7 +1027,7 @@
               <w:lang w:eastAsia="ru-RU"/>
             </w:rPr>
           </w:pPr>
-          <w:hyperlink w:anchor="_Toc223131523" w:history="1">
+          <w:hyperlink w:anchor="_Toc224372310" w:history="1">
             <w:r>
               <w:rPr>
                 <w:rStyle w:val="ae"/>
@@ -1296,7 +1070,7 @@
                 <w:noProof/>
                 <w:webHidden/>
               </w:rPr>
-              <w:instrText xml:space="preserve"> PAGEREF _Toc223131523 \h </w:instrText>
+              <w:instrText xml:space="preserve"> PAGEREF _Toc224372310 \h </w:instrText>
             </w:r>
             <w:r>
               <w:rPr>
@@ -1350,8 +1124,8 @@
         </w:rPr>
         <w:br w:type="page"/>
       </w:r>
-      <w:bookmarkStart w:id="1" w:name="_Toc216214900"/>
-      <w:bookmarkStart w:id="2" w:name="_Toc223131518"/>
+      <w:bookmarkStart w:id="2" w:name="_Toc216214900"/>
+      <w:bookmarkStart w:id="3" w:name="_Toc224372308"/>
       <w:r>
         <w:lastRenderedPageBreak/>
         <w:t xml:space="preserve">Цели </w:t>
@@ -1373,8 +1147,8 @@
       <w:r>
         <w:t>работы</w:t>
       </w:r>
-      <w:bookmarkEnd w:id="1"/>
       <w:bookmarkEnd w:id="2"/>
+      <w:bookmarkEnd w:id="3"/>
     </w:p>
     <w:p>
       <w:pPr>
@@ -1569,8 +1343,8 @@
           <w:szCs w:val="28"/>
         </w:rPr>
       </w:pPr>
-      <w:bookmarkStart w:id="3" w:name="_Toc216214901"/>
-      <w:bookmarkStart w:id="4" w:name="_Toc223131519"/>
+      <w:bookmarkStart w:id="4" w:name="_Toc216214901"/>
+      <w:bookmarkStart w:id="5" w:name="_Toc224372309"/>
       <w:r>
         <w:rPr>
           <w:rFonts w:cs="Times New Roman"/>
@@ -1579,31 +1353,8 @@
         <w:lastRenderedPageBreak/>
         <w:t>Ход работы</w:t>
       </w:r>
-      <w:bookmarkEnd w:id="3"/>
       <w:bookmarkEnd w:id="4"/>
-    </w:p>
-    <w:p>
-      <w:pPr>
-        <w:pStyle w:val="2"/>
-      </w:pPr>
-      <w:bookmarkStart w:id="5" w:name="_Toc212057361"/>
-      <w:bookmarkStart w:id="6" w:name="_Toc216214902"/>
-      <w:bookmarkStart w:id="7" w:name="_Toc223131520"/>
-      <w:r>
-        <w:t xml:space="preserve">Оценка рисков по методике </w:t>
-      </w:r>
-      <w:r>
-        <w:rPr>
-          <w:lang w:val="en-US"/>
-        </w:rPr>
-        <w:t>DREAD</w:t>
-      </w:r>
-      <w:r>
-        <w:t>.</w:t>
-      </w:r>
       <w:bookmarkEnd w:id="5"/>
-      <w:bookmarkEnd w:id="6"/>
-      <w:bookmarkEnd w:id="7"/>
     </w:p>
     <w:p>
       <w:pPr>
@@ -2541,10 +2292,7 @@
         <w:spacing w:before="120" w:after="120"/>
       </w:pPr>
       <w:r>
-        <w:t>Таблица 2</w:t>
-      </w:r>
-      <w:r>
-        <w:t xml:space="preserve">. </w:t>
+        <w:t xml:space="preserve">Таблица 2. </w:t>
       </w:r>
       <w:r>
         <w:t>Соответствие угрозы стандартам безопасности</w:t>
@@ -3424,16 +3172,7 @@
                 <w:sz w:val="27"/>
                 <w:szCs w:val="27"/>
               </w:rPr>
-              <w:t xml:space="preserve"> </w:t>
-            </w:r>
-            <w:r>
-              <w:rPr>
-                <w:b/>
-                <w:color w:val="000000"/>
-                <w:sz w:val="27"/>
-                <w:szCs w:val="27"/>
-              </w:rPr>
-              <w:t>770</w:t>
+              <w:t xml:space="preserve"> 770</w:t>
             </w:r>
             <w:r>
               <w:rPr>
@@ -3452,16 +3191,7 @@
                 <w:sz w:val="27"/>
                 <w:szCs w:val="27"/>
               </w:rPr>
-              <w:t xml:space="preserve"> </w:t>
-            </w:r>
-            <w:r>
-              <w:rPr>
-                <w:b/>
-                <w:color w:val="000000"/>
-                <w:sz w:val="27"/>
-                <w:szCs w:val="27"/>
-              </w:rPr>
-              <w:t>841</w:t>
+              <w:t xml:space="preserve"> 841</w:t>
             </w:r>
             <w:r>
               <w:rPr>
@@ -3676,10 +3406,7 @@
         <w:spacing w:before="120" w:after="120"/>
       </w:pPr>
       <w:r>
-        <w:t>Таблица 3</w:t>
-      </w:r>
-      <w:r>
-        <w:t xml:space="preserve">. Чек лист </w:t>
+        <w:t xml:space="preserve">Таблица 3. Чек лист </w:t>
       </w:r>
       <w:r>
         <w:t>обес</w:t>
@@ -4154,15 +3881,7 @@
                 <w:sz w:val="27"/>
                 <w:szCs w:val="27"/>
               </w:rPr>
-              <w:t>Убедитесь, что приложение гарантирует ограничение доступа на уровне функций пользователями с явно</w:t>
-            </w:r>
-            <w:r>
-              <w:rPr>
-                <w:color w:val="000000"/>
-                <w:sz w:val="27"/>
-                <w:szCs w:val="27"/>
-              </w:rPr>
-              <w:t xml:space="preserve"> предоставленными разрешениями.</w:t>
+              <w:t>Убедитесь, что приложение гарантирует ограничение доступа на уровне функций пользователями с явно предоставленными разрешениями.</w:t>
             </w:r>
           </w:p>
           <w:p>
@@ -4481,8 +4200,6 @@
               </w:rPr>
               <w:t>акие как «красный» или «синий».</w:t>
             </w:r>
-            <w:bookmarkStart w:id="8" w:name="_GoBack"/>
-            <w:bookmarkEnd w:id="8"/>
           </w:p>
           <w:p>
             <w:pPr>
@@ -4514,14 +4231,14 @@
       <w:pPr>
         <w:pStyle w:val="1"/>
       </w:pPr>
-      <w:bookmarkStart w:id="9" w:name="_Toc216214907"/>
-      <w:bookmarkStart w:id="10" w:name="_Toc223131523"/>
+      <w:bookmarkStart w:id="6" w:name="_Toc216214907"/>
+      <w:bookmarkStart w:id="7" w:name="_Toc224372310"/>
       <w:r>
         <w:lastRenderedPageBreak/>
         <w:t>Выводы</w:t>
       </w:r>
-      <w:bookmarkEnd w:id="9"/>
-      <w:bookmarkEnd w:id="10"/>
+      <w:bookmarkEnd w:id="6"/>
+      <w:bookmarkEnd w:id="7"/>
     </w:p>
     <w:p>
       <w:pPr>
@@ -4590,22 +4307,7 @@
       </w:r>
       <w:proofErr w:type="spellEnd"/>
       <w:r>
-        <w:t xml:space="preserve"> рисков с помощью составления</w:t>
-      </w:r>
-      <w:r>
-        <w:t xml:space="preserve"> </w:t>
-      </w:r>
-      <w:r>
-        <w:t>ч</w:t>
-      </w:r>
-      <w:r>
-        <w:t>ек лист</w:t>
-      </w:r>
-      <w:r>
-        <w:t>а</w:t>
-      </w:r>
-      <w:r>
-        <w:t xml:space="preserve"> </w:t>
+        <w:t xml:space="preserve"> рисков с помощью составления чек листа </w:t>
       </w:r>
       <w:r>
         <w:t>обес</w:t>
@@ -4706,7 +4408,7 @@
             <w:rFonts w:cs="Times New Roman"/>
             <w:noProof/>
           </w:rPr>
-          <w:t>10</w:t>
+          <w:t>4</w:t>
         </w:r>
         <w:r>
           <w:rPr>
@@ -6159,7 +5861,7 @@
 </file>
 
 <file path=customXml/itemProps1.xml><?xml version="1.0" encoding="utf-8"?>
-<ds:datastoreItem xmlns:ds="http://schemas.openxmlformats.org/officeDocument/2006/customXml" ds:itemID="{D3D58B54-330A-46D3-B145-076288A0A20C}">
+<ds:datastoreItem xmlns:ds="http://schemas.openxmlformats.org/officeDocument/2006/customXml" ds:itemID="{AF2203AE-24BB-4568-9B77-EC72EC4E893A}">
   <ds:schemaRefs>
     <ds:schemaRef ds:uri="http://schemas.openxmlformats.org/officeDocument/2006/bibliography"/>
   </ds:schemaRefs>
